--- a/docs/test-documents/beluga-handbook-WITH-hours.docx
+++ b/docs/test-documents/beluga-handbook-WITH-hours.docx
@@ -13,7 +13,7 @@
     <w:p/>
     <w:p>
       <w:r>
-        <w:t>Bathroom remodeling across Miami-Dade and Broward.</w:t>
+        <w:t>Bathroom remodeling done properly, by people who turn up.</w:t>
       </w:r>
     </w:p>
     <w:p/>
@@ -38,6 +38,20 @@
     <w:p>
       <w:r>
         <w:t>Vanity and fixture replacement - from $1,200, two days.</w:t>
+      </w:r>
+    </w:p>
+    <w:p/>
+    <w:p>
+      <w:pPr>
+        <w:pStyle w:val="Heading1"/>
+      </w:pPr>
+      <w:r>
+        <w:t>Areas we serve</w:t>
+      </w:r>
+    </w:p>
+    <w:p>
+      <w:r>
+        <w:t>Miami-Dade, Broward and Palm Beach</w:t>
       </w:r>
     </w:p>
     <w:p/>
